--- a/ELP-2/Topic-for-Mid-Term-Exam-ELP.docx
+++ b/ELP-2/Topic-for-Mid-Term-Exam-ELP.docx
@@ -1,6 +1,6 @@
 
 <file path=word/document.xml><?xml version="1.0" encoding="utf-8"?>
-<w:document xmlns:wpc="http://schemas.microsoft.com/office/word/2010/wordprocessingCanvas" xmlns:cx="http://schemas.microsoft.com/office/drawing/2014/chartex" xmlns:cx1="http://schemas.microsoft.com/office/drawing/2015/9/8/chartex" xmlns:cx2="http://schemas.microsoft.com/office/drawing/2015/10/21/chartex" xmlns:cx3="http://schemas.microsoft.com/office/drawing/2016/5/9/chartex" xmlns:cx4="http://schemas.microsoft.com/office/drawing/2016/5/10/chartex" xmlns:cx5="http://schemas.microsoft.com/office/drawing/2016/5/11/chartex" xmlns:cx6="http://schemas.microsoft.com/office/drawing/2016/5/12/chartex" xmlns:cx7="http://schemas.microsoft.com/office/drawing/2016/5/13/chartex" xmlns:cx8="http://schemas.microsoft.com/office/drawing/2016/5/14/chartex" xmlns:mc="http://schemas.openxmlformats.org/markup-compatibility/2006" xmlns:aink="http://schemas.microsoft.com/office/drawing/2016/ink" xmlns:am3d="http://schemas.microsoft.com/office/drawing/2017/model3d" xmlns:o="urn:schemas-microsoft-com:office:office" xmlns:oel="http://schemas.microsoft.com/office/2019/extlst" xmlns:r="http://schemas.openxmlformats.org/officeDocument/2006/relationships" xmlns:m="http://schemas.openxmlformats.org/officeDocument/2006/math" xmlns:v="urn:schemas-microsoft-com:vml" xmlns:wp14="http://schemas.microsoft.com/office/word/2010/wordprocessingDrawing" xmlns:wp="http://schemas.openxmlformats.org/drawingml/2006/wordprocessingDrawing" xmlns:w10="urn:schemas-microsoft-com:office:word" xmlns:w="http://schemas.openxmlformats.org/wordprocessingml/2006/main" xmlns:w14="http://schemas.microsoft.com/office/word/2010/wordml" xmlns:w15="http://schemas.microsoft.com/office/word/2012/wordml" xmlns:w16cex="http://schemas.microsoft.com/office/word/2018/wordml/cex" xmlns:w16cid="http://schemas.microsoft.com/office/word/2016/wordml/cid" xmlns:w16="http://schemas.microsoft.com/office/word/2018/wordml" xmlns:w16sdtdh="http://schemas.microsoft.com/office/word/2020/wordml/sdtdatahash" xmlns:w16se="http://schemas.microsoft.com/office/word/2015/wordml/symex" xmlns:wpg="http://schemas.microsoft.com/office/word/2010/wordprocessingGroup" xmlns:wpi="http://schemas.microsoft.com/office/word/2010/wordprocessingInk" xmlns:wne="http://schemas.microsoft.com/office/word/2006/wordml" xmlns:wps="http://schemas.microsoft.com/office/word/2010/wordprocessingShape" mc:Ignorable="w14 w15 w16se w16cid w16 w16cex w16sdtdh wp14">
+<w:document xmlns:wpc="http://schemas.microsoft.com/office/word/2010/wordprocessingCanvas" xmlns:cx="http://schemas.microsoft.com/office/drawing/2014/chartex" xmlns:cx1="http://schemas.microsoft.com/office/drawing/2015/9/8/chartex" xmlns:cx2="http://schemas.microsoft.com/office/drawing/2015/10/21/chartex" xmlns:cx3="http://schemas.microsoft.com/office/drawing/2016/5/9/chartex" xmlns:cx4="http://schemas.microsoft.com/office/drawing/2016/5/10/chartex" xmlns:cx5="http://schemas.microsoft.com/office/drawing/2016/5/11/chartex" xmlns:cx6="http://schemas.microsoft.com/office/drawing/2016/5/12/chartex" xmlns:cx7="http://schemas.microsoft.com/office/drawing/2016/5/13/chartex" xmlns:cx8="http://schemas.microsoft.com/office/drawing/2016/5/14/chartex" xmlns:mc="http://schemas.openxmlformats.org/markup-compatibility/2006" xmlns:aink="http://schemas.microsoft.com/office/drawing/2016/ink" xmlns:am3d="http://schemas.microsoft.com/office/drawing/2017/model3d" xmlns:o="urn:schemas-microsoft-com:office:office" xmlns:oel="http://schemas.microsoft.com/office/2019/extlst" xmlns:r="http://schemas.openxmlformats.org/officeDocument/2006/relationships" xmlns:m="http://schemas.openxmlformats.org/officeDocument/2006/math" xmlns:v="urn:schemas-microsoft-com:vml" xmlns:wp14="http://schemas.microsoft.com/office/word/2010/wordprocessingDrawing" xmlns:wp="http://schemas.openxmlformats.org/drawingml/2006/wordprocessingDrawing" xmlns:w10="urn:schemas-microsoft-com:office:word" xmlns:w="http://schemas.openxmlformats.org/wordprocessingml/2006/main" xmlns:w14="http://schemas.microsoft.com/office/word/2010/wordml" xmlns:w15="http://schemas.microsoft.com/office/word/2012/wordml" xmlns:w16cex="http://schemas.microsoft.com/office/word/2018/wordml/cex" xmlns:w16cid="http://schemas.microsoft.com/office/word/2016/wordml/cid" xmlns:w16="http://schemas.microsoft.com/office/word/2018/wordml" xmlns:w16du="http://schemas.microsoft.com/office/word/2023/wordml/word16du" xmlns:w16sdtdh="http://schemas.microsoft.com/office/word/2020/wordml/sdtdatahash" xmlns:w16sdtfl="http://schemas.microsoft.com/office/word/2024/wordml/sdtformatlock" xmlns:w16se="http://schemas.microsoft.com/office/word/2015/wordml/symex" xmlns:wpg="http://schemas.microsoft.com/office/word/2010/wordprocessingGroup" xmlns:wpi="http://schemas.microsoft.com/office/word/2010/wordprocessingInk" xmlns:wne="http://schemas.microsoft.com/office/word/2006/wordml" xmlns:wps="http://schemas.microsoft.com/office/word/2010/wordprocessingShape" mc:Ignorable="w14 w15 w16se w16cid w16 w16cex w16sdtdh w16sdtfl w16du wp14">
   <w:body>
     <w:p>
       <w:pPr>
@@ -164,8 +164,18 @@
           <w:sz w:val="24"/>
           <w:szCs w:val="24"/>
         </w:rPr>
-        <w:t>7.My first day at University</w:t>
-      </w:r>
+        <w:t xml:space="preserve">7.My first day at </w:t>
+      </w:r>
+      <w:proofErr w:type="gramStart"/>
+      <w:r>
+        <w:rPr>
+          <w:rFonts w:ascii="Times New Roman" w:hAnsi="Times New Roman" w:cs="Times New Roman"/>
+          <w:sz w:val="24"/>
+          <w:szCs w:val="24"/>
+        </w:rPr>
+        <w:t>University</w:t>
+      </w:r>
+      <w:proofErr w:type="gramEnd"/>
     </w:p>
     <w:p>
       <w:pPr>
@@ -184,6 +194,7 @@
         <w:t xml:space="preserve">8.Your </w:t>
       </w:r>
       <w:proofErr w:type="spellStart"/>
+      <w:proofErr w:type="gramStart"/>
       <w:r>
         <w:rPr>
           <w:rFonts w:ascii="Times New Roman" w:hAnsi="Times New Roman" w:cs="Times New Roman"/>
@@ -201,6 +212,7 @@
         </w:rPr>
         <w:t xml:space="preserve">  movie</w:t>
       </w:r>
+      <w:proofErr w:type="gramEnd"/>
     </w:p>
     <w:p>
       <w:pPr>
@@ -269,7 +281,32 @@
           <w:sz w:val="24"/>
           <w:szCs w:val="24"/>
         </w:rPr>
-        <w:t xml:space="preserve"> </w:t>
+        <w:t xml:space="preserve"> Sports</w:t>
+      </w:r>
+    </w:p>
+    <w:p>
+      <w:pPr>
+        <w:rPr>
+          <w:rFonts w:ascii="Times New Roman" w:hAnsi="Times New Roman" w:cs="Times New Roman"/>
+          <w:sz w:val="24"/>
+          <w:szCs w:val="24"/>
+        </w:rPr>
+      </w:pPr>
+      <w:r>
+        <w:rPr>
+          <w:rFonts w:ascii="Times New Roman" w:hAnsi="Times New Roman" w:cs="Times New Roman"/>
+          <w:sz w:val="24"/>
+          <w:szCs w:val="24"/>
+        </w:rPr>
+        <w:t>11.</w:t>
+      </w:r>
+      <w:r>
+        <w:rPr>
+          <w:rFonts w:ascii="Times New Roman" w:hAnsi="Times New Roman" w:cs="Times New Roman"/>
+          <w:sz w:val="24"/>
+          <w:szCs w:val="24"/>
+        </w:rPr>
+        <w:t xml:space="preserve">Your </w:t>
       </w:r>
       <w:proofErr w:type="spellStart"/>
       <w:r>
@@ -278,25 +315,33 @@
           <w:sz w:val="24"/>
           <w:szCs w:val="24"/>
         </w:rPr>
-        <w:t>Sporrts</w:t>
+        <w:t>favourite</w:t>
       </w:r>
       <w:proofErr w:type="spellEnd"/>
-    </w:p>
-    <w:p>
-      <w:pPr>
-        <w:rPr>
-          <w:rFonts w:ascii="Times New Roman" w:hAnsi="Times New Roman" w:cs="Times New Roman"/>
-          <w:sz w:val="24"/>
-          <w:szCs w:val="24"/>
-        </w:rPr>
-      </w:pPr>
-      <w:r>
-        <w:rPr>
-          <w:rFonts w:ascii="Times New Roman" w:hAnsi="Times New Roman" w:cs="Times New Roman"/>
-          <w:sz w:val="24"/>
-          <w:szCs w:val="24"/>
-        </w:rPr>
-        <w:t>11.</w:t>
+      <w:r>
+        <w:rPr>
+          <w:rFonts w:ascii="Times New Roman" w:hAnsi="Times New Roman" w:cs="Times New Roman"/>
+          <w:sz w:val="24"/>
+          <w:szCs w:val="24"/>
+        </w:rPr>
+        <w:t xml:space="preserve"> Weather</w:t>
+      </w:r>
+    </w:p>
+    <w:p>
+      <w:pPr>
+        <w:rPr>
+          <w:rFonts w:ascii="Times New Roman" w:hAnsi="Times New Roman" w:cs="Times New Roman"/>
+          <w:sz w:val="24"/>
+          <w:szCs w:val="24"/>
+        </w:rPr>
+      </w:pPr>
+      <w:r>
+        <w:rPr>
+          <w:rFonts w:ascii="Times New Roman" w:hAnsi="Times New Roman" w:cs="Times New Roman"/>
+          <w:sz w:val="24"/>
+          <w:szCs w:val="24"/>
+        </w:rPr>
+        <w:t>12.</w:t>
       </w:r>
       <w:r>
         <w:rPr>
@@ -313,7 +358,31 @@
           <w:sz w:val="24"/>
           <w:szCs w:val="24"/>
         </w:rPr>
-        <w:t>favourite</w:t>
+        <w:t>f</w:t>
+      </w:r>
+      <w:r>
+        <w:rPr>
+          <w:rFonts w:ascii="Times New Roman" w:hAnsi="Times New Roman" w:cs="Times New Roman"/>
+          <w:sz w:val="24"/>
+          <w:szCs w:val="24"/>
+        </w:rPr>
+        <w:t>av</w:t>
+      </w:r>
+      <w:r>
+        <w:rPr>
+          <w:rFonts w:ascii="Times New Roman" w:hAnsi="Times New Roman" w:cs="Times New Roman"/>
+          <w:sz w:val="24"/>
+          <w:szCs w:val="24"/>
+        </w:rPr>
+        <w:t>ou</w:t>
+      </w:r>
+      <w:r>
+        <w:rPr>
+          <w:rFonts w:ascii="Times New Roman" w:hAnsi="Times New Roman" w:cs="Times New Roman"/>
+          <w:sz w:val="24"/>
+          <w:szCs w:val="24"/>
+        </w:rPr>
+        <w:t>rite</w:t>
       </w:r>
       <w:proofErr w:type="spellEnd"/>
       <w:r>
@@ -322,32 +391,57 @@
           <w:sz w:val="24"/>
           <w:szCs w:val="24"/>
         </w:rPr>
-        <w:t xml:space="preserve"> Weather</w:t>
-      </w:r>
-    </w:p>
-    <w:p>
-      <w:pPr>
-        <w:rPr>
-          <w:rFonts w:ascii="Times New Roman" w:hAnsi="Times New Roman" w:cs="Times New Roman"/>
-          <w:sz w:val="24"/>
-          <w:szCs w:val="24"/>
-        </w:rPr>
-      </w:pPr>
-      <w:r>
-        <w:rPr>
-          <w:rFonts w:ascii="Times New Roman" w:hAnsi="Times New Roman" w:cs="Times New Roman"/>
-          <w:sz w:val="24"/>
-          <w:szCs w:val="24"/>
-        </w:rPr>
-        <w:t>12.</w:t>
-      </w:r>
-      <w:r>
-        <w:rPr>
-          <w:rFonts w:ascii="Times New Roman" w:hAnsi="Times New Roman" w:cs="Times New Roman"/>
-          <w:sz w:val="24"/>
-          <w:szCs w:val="24"/>
-        </w:rPr>
-        <w:t xml:space="preserve">Your </w:t>
+        <w:t xml:space="preserve"> Food</w:t>
+      </w:r>
+    </w:p>
+    <w:p>
+      <w:pPr>
+        <w:rPr>
+          <w:rFonts w:ascii="Times New Roman" w:hAnsi="Times New Roman" w:cs="Times New Roman"/>
+          <w:sz w:val="24"/>
+          <w:szCs w:val="24"/>
+        </w:rPr>
+      </w:pPr>
+      <w:r>
+        <w:rPr>
+          <w:rFonts w:ascii="Times New Roman" w:hAnsi="Times New Roman" w:cs="Times New Roman"/>
+          <w:sz w:val="24"/>
+          <w:szCs w:val="24"/>
+        </w:rPr>
+        <w:t>14.</w:t>
+      </w:r>
+      <w:r>
+        <w:rPr>
+          <w:rFonts w:ascii="Times New Roman" w:hAnsi="Times New Roman" w:cs="Times New Roman"/>
+          <w:sz w:val="24"/>
+          <w:szCs w:val="24"/>
+        </w:rPr>
+        <w:t>Dream Job</w:t>
+      </w:r>
+    </w:p>
+    <w:p>
+      <w:pPr>
+        <w:rPr>
+          <w:rFonts w:ascii="Times New Roman" w:hAnsi="Times New Roman" w:cs="Times New Roman"/>
+          <w:sz w:val="24"/>
+          <w:szCs w:val="24"/>
+        </w:rPr>
+      </w:pPr>
+      <w:r>
+        <w:rPr>
+          <w:rFonts w:ascii="Times New Roman" w:hAnsi="Times New Roman" w:cs="Times New Roman"/>
+          <w:sz w:val="24"/>
+          <w:szCs w:val="24"/>
+        </w:rPr>
+        <w:t>15.</w:t>
+      </w:r>
+      <w:r>
+        <w:rPr>
+          <w:rFonts w:ascii="Times New Roman" w:hAnsi="Times New Roman" w:cs="Times New Roman"/>
+          <w:sz w:val="24"/>
+          <w:szCs w:val="24"/>
+        </w:rPr>
+        <w:t xml:space="preserve">Talking with </w:t>
       </w:r>
       <w:proofErr w:type="spellStart"/>
       <w:r>
@@ -356,109 +450,17 @@
           <w:sz w:val="24"/>
           <w:szCs w:val="24"/>
         </w:rPr>
-        <w:t>f</w:t>
-      </w:r>
-      <w:r>
-        <w:rPr>
-          <w:rFonts w:ascii="Times New Roman" w:hAnsi="Times New Roman" w:cs="Times New Roman"/>
-          <w:sz w:val="24"/>
-          <w:szCs w:val="24"/>
-        </w:rPr>
-        <w:t>av</w:t>
-      </w:r>
-      <w:r>
-        <w:rPr>
-          <w:rFonts w:ascii="Times New Roman" w:hAnsi="Times New Roman" w:cs="Times New Roman"/>
-          <w:sz w:val="24"/>
-          <w:szCs w:val="24"/>
-        </w:rPr>
-        <w:t>ou</w:t>
-      </w:r>
-      <w:r>
-        <w:rPr>
-          <w:rFonts w:ascii="Times New Roman" w:hAnsi="Times New Roman" w:cs="Times New Roman"/>
-          <w:sz w:val="24"/>
-          <w:szCs w:val="24"/>
-        </w:rPr>
-        <w:t>rite</w:t>
+        <w:t>N</w:t>
+      </w:r>
+      <w:r>
+        <w:rPr>
+          <w:rFonts w:ascii="Times New Roman" w:hAnsi="Times New Roman" w:cs="Times New Roman"/>
+          <w:sz w:val="24"/>
+          <w:szCs w:val="24"/>
+        </w:rPr>
+        <w:t>eighbour</w:t>
       </w:r>
       <w:proofErr w:type="spellEnd"/>
-      <w:r>
-        <w:rPr>
-          <w:rFonts w:ascii="Times New Roman" w:hAnsi="Times New Roman" w:cs="Times New Roman"/>
-          <w:sz w:val="24"/>
-          <w:szCs w:val="24"/>
-        </w:rPr>
-        <w:t xml:space="preserve"> Food</w:t>
-      </w:r>
-    </w:p>
-    <w:p>
-      <w:pPr>
-        <w:rPr>
-          <w:rFonts w:ascii="Times New Roman" w:hAnsi="Times New Roman" w:cs="Times New Roman"/>
-          <w:sz w:val="24"/>
-          <w:szCs w:val="24"/>
-        </w:rPr>
-      </w:pPr>
-      <w:r>
-        <w:rPr>
-          <w:rFonts w:ascii="Times New Roman" w:hAnsi="Times New Roman" w:cs="Times New Roman"/>
-          <w:sz w:val="24"/>
-          <w:szCs w:val="24"/>
-        </w:rPr>
-        <w:t>14.</w:t>
-      </w:r>
-      <w:r>
-        <w:rPr>
-          <w:rFonts w:ascii="Times New Roman" w:hAnsi="Times New Roman" w:cs="Times New Roman"/>
-          <w:sz w:val="24"/>
-          <w:szCs w:val="24"/>
-        </w:rPr>
-        <w:t>Dream Job</w:t>
-      </w:r>
-    </w:p>
-    <w:p>
-      <w:pPr>
-        <w:rPr>
-          <w:rFonts w:ascii="Times New Roman" w:hAnsi="Times New Roman" w:cs="Times New Roman"/>
-          <w:sz w:val="24"/>
-          <w:szCs w:val="24"/>
-        </w:rPr>
-      </w:pPr>
-      <w:r>
-        <w:rPr>
-          <w:rFonts w:ascii="Times New Roman" w:hAnsi="Times New Roman" w:cs="Times New Roman"/>
-          <w:sz w:val="24"/>
-          <w:szCs w:val="24"/>
-        </w:rPr>
-        <w:t>15.</w:t>
-      </w:r>
-      <w:r>
-        <w:rPr>
-          <w:rFonts w:ascii="Times New Roman" w:hAnsi="Times New Roman" w:cs="Times New Roman"/>
-          <w:sz w:val="24"/>
-          <w:szCs w:val="24"/>
-        </w:rPr>
-        <w:t xml:space="preserve">Talking with </w:t>
-      </w:r>
-      <w:proofErr w:type="spellStart"/>
-      <w:r>
-        <w:rPr>
-          <w:rFonts w:ascii="Times New Roman" w:hAnsi="Times New Roman" w:cs="Times New Roman"/>
-          <w:sz w:val="24"/>
-          <w:szCs w:val="24"/>
-        </w:rPr>
-        <w:t>N</w:t>
-      </w:r>
-      <w:r>
-        <w:rPr>
-          <w:rFonts w:ascii="Times New Roman" w:hAnsi="Times New Roman" w:cs="Times New Roman"/>
-          <w:sz w:val="24"/>
-          <w:szCs w:val="24"/>
-        </w:rPr>
-        <w:t>eighbour</w:t>
-      </w:r>
-      <w:proofErr w:type="spellEnd"/>
     </w:p>
     <w:p>
       <w:pPr>
@@ -710,23 +712,42 @@
           <w:sz w:val="24"/>
           <w:szCs w:val="24"/>
         </w:rPr>
-        <w:t>4. Describe a present you have give someone</w:t>
-      </w:r>
-    </w:p>
-    <w:p>
-      <w:pPr>
-        <w:rPr>
-          <w:rFonts w:ascii="Times New Roman" w:hAnsi="Times New Roman" w:cs="Times New Roman"/>
-          <w:sz w:val="24"/>
-          <w:szCs w:val="24"/>
-        </w:rPr>
-      </w:pPr>
-      <w:r>
-        <w:rPr>
-          <w:rFonts w:ascii="Times New Roman" w:hAnsi="Times New Roman" w:cs="Times New Roman"/>
-          <w:sz w:val="24"/>
-          <w:szCs w:val="24"/>
-        </w:rPr>
+        <w:t xml:space="preserve">4. Describe a present you have </w:t>
+      </w:r>
+      <w:proofErr w:type="gramStart"/>
+      <w:r>
+        <w:rPr>
+          <w:rFonts w:ascii="Times New Roman" w:hAnsi="Times New Roman" w:cs="Times New Roman"/>
+          <w:sz w:val="24"/>
+          <w:szCs w:val="24"/>
+        </w:rPr>
+        <w:t>give</w:t>
+      </w:r>
+      <w:proofErr w:type="gramEnd"/>
+      <w:r>
+        <w:rPr>
+          <w:rFonts w:ascii="Times New Roman" w:hAnsi="Times New Roman" w:cs="Times New Roman"/>
+          <w:sz w:val="24"/>
+          <w:szCs w:val="24"/>
+        </w:rPr>
+        <w:t xml:space="preserve"> someone</w:t>
+      </w:r>
+    </w:p>
+    <w:p>
+      <w:pPr>
+        <w:rPr>
+          <w:rFonts w:ascii="Times New Roman" w:hAnsi="Times New Roman" w:cs="Times New Roman"/>
+          <w:sz w:val="24"/>
+          <w:szCs w:val="24"/>
+        </w:rPr>
+      </w:pPr>
+      <w:r>
+        <w:rPr>
+          <w:rFonts w:ascii="Times New Roman" w:hAnsi="Times New Roman" w:cs="Times New Roman"/>
+          <w:sz w:val="24"/>
+          <w:szCs w:val="24"/>
+        </w:rPr>
+        <w:lastRenderedPageBreak/>
         <w:t xml:space="preserve">5. </w:t>
       </w:r>
       <w:r>
@@ -791,7 +812,7 @@
 </file>
 
 <file path=word/styles.xml><?xml version="1.0" encoding="utf-8"?>
-<w:styles xmlns:mc="http://schemas.openxmlformats.org/markup-compatibility/2006" xmlns:r="http://schemas.openxmlformats.org/officeDocument/2006/relationships" xmlns:w="http://schemas.openxmlformats.org/wordprocessingml/2006/main" xmlns:w14="http://schemas.microsoft.com/office/word/2010/wordml" xmlns:w15="http://schemas.microsoft.com/office/word/2012/wordml" xmlns:w16cex="http://schemas.microsoft.com/office/word/2018/wordml/cex" xmlns:w16cid="http://schemas.microsoft.com/office/word/2016/wordml/cid" xmlns:w16="http://schemas.microsoft.com/office/word/2018/wordml" xmlns:w16sdtdh="http://schemas.microsoft.com/office/word/2020/wordml/sdtdatahash" xmlns:w16se="http://schemas.microsoft.com/office/word/2015/wordml/symex" mc:Ignorable="w14 w15 w16se w16cid w16 w16cex w16sdtdh">
+<w:styles xmlns:mc="http://schemas.openxmlformats.org/markup-compatibility/2006" xmlns:r="http://schemas.openxmlformats.org/officeDocument/2006/relationships" xmlns:w="http://schemas.openxmlformats.org/wordprocessingml/2006/main" xmlns:w14="http://schemas.microsoft.com/office/word/2010/wordml" xmlns:w15="http://schemas.microsoft.com/office/word/2012/wordml" xmlns:w16cex="http://schemas.microsoft.com/office/word/2018/wordml/cex" xmlns:w16cid="http://schemas.microsoft.com/office/word/2016/wordml/cid" xmlns:w16="http://schemas.microsoft.com/office/word/2018/wordml" xmlns:w16du="http://schemas.microsoft.com/office/word/2023/wordml/word16du" xmlns:w16sdtdh="http://schemas.microsoft.com/office/word/2020/wordml/sdtdatahash" xmlns:w16sdtfl="http://schemas.microsoft.com/office/word/2024/wordml/sdtformatlock" xmlns:w16se="http://schemas.microsoft.com/office/word/2015/wordml/symex" mc:Ignorable="w14 w15 w16se w16cid w16 w16cex w16sdtdh w16sdtfl w16du">
   <w:docDefaults>
     <w:rPrDefault>
       <w:rPr>
